--- a/Spore模拟赛Ⅰ/spode经学院/spode经学院.docx
+++ b/Spore模拟赛Ⅰ/spode经学院/spode经学院.docx
@@ -83,15 +83,35 @@
         <w:ind w:firstLine="420" w:firstLineChars="0"/>
         <w:jc w:val="both"/>
         <w:rPr>
-          <w:rFonts w:hint="eastAsia"/>
-          <w:b w:val="0"/>
-          <w:bCs w:val="0"/>
-          <w:sz w:val="24"/>
-          <w:szCs w:val="24"/>
-          <w:lang w:val="en-US" w:eastAsia="zh-CN"/>
+          <w:rFonts w:ascii="Helvetica" w:hAnsi="Helvetica" w:cs="Helvetica"/>
+          <w:color w:val="333333"/>
+          <w:szCs w:val="21"/>
+          <w:shd w:val="clear" w:color="auto" w:fill="FFFFFF"/>
         </w:rPr>
       </w:pPr>
       <w:bookmarkStart w:id="2" w:name="OLE_LINK2"/>
+      <w:r>
+        <w:rPr>
+          <w:rFonts w:ascii="Helvetica" w:hAnsi="Helvetica" w:cs="Helvetica"/>
+          <w:color w:val="333333"/>
+          <w:szCs w:val="21"/>
+          <w:shd w:val="clear" w:color="auto" w:fill="FFFFFF"/>
+        </w:rPr>
+        <w:t>只有Spode知道答案。遵循Spode规则，一切都会明朗。</w:t>
+      </w:r>
+    </w:p>
+    <w:p>
+      <w:pPr>
+        <w:wordWrap w:val="0"/>
+        <w:jc w:val="right"/>
+        <w:rPr>
+          <w:rFonts w:hint="eastAsia" w:ascii="Helvetica" w:hAnsi="Helvetica" w:cs="Helvetica" w:eastAsiaTheme="minorEastAsia"/>
+          <w:color w:val="333333"/>
+          <w:szCs w:val="21"/>
+          <w:shd w:val="clear" w:color="auto" w:fill="FFFFFF"/>
+          <w:lang w:val="en-US" w:eastAsia="zh-CN"/>
+        </w:rPr>
+      </w:pPr>
       <w:r>
         <w:rPr>
           <w:rFonts w:hint="eastAsia" w:ascii="Helvetica" w:hAnsi="Helvetica" w:cs="Helvetica"/>
@@ -109,7 +129,17 @@
           <w:szCs w:val="21"/>
           <w:shd w:val="clear" w:color="auto" w:fill="FFFFFF"/>
         </w:rPr>
-        <w:t>只有Spode知道答案。遵循Spode规则，一切都会明朗。</w:t>
+        <w:t>信仰卷轴2</w:t>
+      </w:r>
+      <w:r>
+        <w:rPr>
+          <w:rFonts w:hint="eastAsia" w:ascii="Helvetica" w:hAnsi="Helvetica" w:cs="Helvetica"/>
+          <w:color w:val="333333"/>
+          <w:szCs w:val="21"/>
+          <w:shd w:val="clear" w:color="auto" w:fill="FFFFFF"/>
+          <w:lang w:val="en-US" w:eastAsia="zh-CN"/>
+        </w:rPr>
+        <w:t xml:space="preserve">    </w:t>
       </w:r>
     </w:p>
     <w:p>
@@ -134,20 +164,7 @@
           <w:szCs w:val="24"/>
           <w:lang w:val="en-US" w:eastAsia="zh-CN"/>
         </w:rPr>
-        <w:t>近日，spode经学院迎来了一spore年一度的招生考试，一共有N名学生报名，学院共有M个经学导师正在招收学生，而每个导师的招生名额为bi，我们认为学生的成绩两两不同，学生按照1到M档志愿填报希望学习的导师，为了方便统计，每个学生的每一档最多有3个导师，可以为空</w:t>
-      </w:r>
-      <w:bookmarkStart w:id="6" w:name="_GoBack"/>
-      <w:bookmarkEnd w:id="6"/>
-      <w:r>
-        <w:rPr>
-          <w:rFonts w:hint="eastAsia"/>
-          <w:b w:val="0"/>
-          <w:bCs w:val="0"/>
-          <w:sz w:val="24"/>
-          <w:szCs w:val="24"/>
-          <w:lang w:val="en-US" w:eastAsia="zh-CN"/>
-        </w:rPr>
-        <w:t>，每个导师要么不在他的志愿中，要么仅在他的志愿中出现一次。</w:t>
+        <w:t>近日，spode经学院迎来了一spore年一度的招生考试，一共有N名学生报名，学院共有M个经学导师正在招收学生，而每个导师的招生名额为bi，我们认为学生的成绩两两不同，学生按照1到M档志愿填报希望学习的导师，为了方便统计，每个学生的每一档最多填报3个导师，可以为空，每个导师要么不在他的志愿中，要么仅在他的志愿中出现一次。</w:t>
       </w:r>
     </w:p>
     <w:p>
@@ -197,7 +214,7 @@
           <w:szCs w:val="24"/>
           <w:lang w:val="en-US" w:eastAsia="zh-CN"/>
         </w:rPr>
-        <w:t>我们定义录要求为第一名被所填报的第一个非空档次中任意一位导师录取，第i(i &gt; 1)名在前i-1名都满足要求的情况下被最高的仍有招生名额的档次中任意一个有名额的导师录取。</w:t>
+        <w:t>我们定义录取要求为第一名被所填报的第一个非空档次中任意一位导师录取，第i(i &gt; 1)名在前i-1名都满足要求的情况下被最高的仍有招生名额的档次中任意一个有名额的导师录取。若某个同学所有档次的老师均没有招生名额则其不会被录取，对其他同学没有影响。</w:t>
       </w:r>
     </w:p>
     <w:p>
@@ -205,25 +222,39 @@
         <w:ind w:firstLine="420" w:firstLineChars="0"/>
         <w:jc w:val="both"/>
         <w:rPr>
-          <w:rFonts w:hint="eastAsia" w:eastAsiaTheme="minorEastAsia"/>
-          <w:b w:val="0"/>
-          <w:bCs w:val="0"/>
-          <w:sz w:val="24"/>
-          <w:szCs w:val="24"/>
-          <w:lang w:val="en-US" w:eastAsia="zh-CN"/>
-        </w:rPr>
-      </w:pPr>
-      <w:r>
-        <w:rPr>
-          <w:rFonts w:hint="eastAsia"/>
-          <w:b w:val="0"/>
-          <w:bCs w:val="0"/>
-          <w:sz w:val="24"/>
-          <w:szCs w:val="24"/>
-          <w:lang w:val="en-US" w:eastAsia="zh-CN"/>
-        </w:rPr>
-        <w:t>由于成绩的排名还不确定，所以会有Q次询问，询问在某种排名下的信息。</w:t>
-      </w:r>
+          <w:rFonts w:hint="eastAsia"/>
+          <w:b w:val="0"/>
+          <w:bCs w:val="0"/>
+          <w:sz w:val="24"/>
+          <w:szCs w:val="24"/>
+          <w:lang w:val="en-US" w:eastAsia="zh-CN"/>
+        </w:rPr>
+      </w:pPr>
+      <w:r>
+        <w:rPr>
+          <w:rFonts w:hint="eastAsia"/>
+          <w:b w:val="0"/>
+          <w:bCs w:val="0"/>
+          <w:sz w:val="24"/>
+          <w:szCs w:val="24"/>
+          <w:lang w:val="en-US" w:eastAsia="zh-CN"/>
+        </w:rPr>
+        <w:t>由于成绩的排名还不确定，所以会有Q次询问，询问在某种排名下，每个同学被录取的档次以及至少提高多少名（其他同学之间的相对排名不变）才能够满意。</w:t>
+      </w:r>
+    </w:p>
+    <w:p>
+      <w:pPr>
+        <w:ind w:firstLine="420" w:firstLineChars="0"/>
+        <w:jc w:val="both"/>
+        <w:rPr>
+          <w:rFonts w:hint="eastAsia"/>
+          <w:b w:val="0"/>
+          <w:bCs w:val="0"/>
+          <w:sz w:val="24"/>
+          <w:szCs w:val="24"/>
+          <w:lang w:val="en-US" w:eastAsia="zh-CN"/>
+        </w:rPr>
+      </w:pPr>
     </w:p>
     <w:bookmarkEnd w:id="2"/>
     <w:p>
@@ -378,7 +409,7 @@
           <w:szCs w:val="24"/>
           <w:lang w:val="en-US" w:eastAsia="zh-CN"/>
         </w:rPr>
-        <w:t>接下来Q行，每行N个整数di，di表示i号学生的排名</w:t>
+        <w:t>接下来Q行，每行N个整数di，di表示排名为i的学生编号</w:t>
       </w:r>
     </w:p>
     <w:bookmarkEnd w:id="3"/>
@@ -472,6 +503,20 @@
         <w:t>输出共2*Q行，每行N个整数。</w:t>
       </w:r>
     </w:p>
+    <w:p>
+      <w:pPr>
+        <w:ind w:firstLine="420" w:firstLineChars="0"/>
+        <w:jc w:val="both"/>
+        <w:rPr>
+          <w:rFonts w:hint="eastAsia"/>
+          <w:b w:val="0"/>
+          <w:bCs w:val="0"/>
+          <w:sz w:val="24"/>
+          <w:szCs w:val="24"/>
+          <w:lang w:val="en-US" w:eastAsia="zh-CN"/>
+        </w:rPr>
+      </w:pPr>
+    </w:p>
     <w:bookmarkEnd w:id="4"/>
     <w:p>
       <w:pPr>
@@ -523,61 +568,688 @@
           <w:szCs w:val="24"/>
           <w:lang w:val="en-US" w:eastAsia="zh-CN"/>
         </w:rPr>
-        <w:t>*</w:t>
-      </w:r>
-    </w:p>
-    <w:p>
-      <w:pPr>
-        <w:widowControl w:val="0"/>
-        <w:numPr>
-          <w:ilvl w:val="0"/>
-          <w:numId w:val="0"/>
-        </w:numPr>
-        <w:jc w:val="both"/>
-        <w:rPr>
-          <w:rFonts w:hint="eastAsia"/>
-          <w:b w:val="0"/>
-          <w:bCs w:val="0"/>
-          <w:color w:val="auto"/>
-          <w:sz w:val="24"/>
-          <w:szCs w:val="24"/>
-          <w:lang w:val="en-US" w:eastAsia="zh-CN"/>
-        </w:rPr>
-      </w:pPr>
-      <w:r>
-        <w:rPr>
-          <w:rFonts w:hint="eastAsia"/>
-          <w:b w:val="0"/>
-          <w:bCs w:val="0"/>
-          <w:sz w:val="24"/>
-          <w:szCs w:val="24"/>
-          <w:lang w:val="en-US" w:eastAsia="zh-CN"/>
-        </w:rPr>
-        <w:t>*</w:t>
-      </w:r>
-    </w:p>
-    <w:p>
-      <w:pPr>
-        <w:widowControl w:val="0"/>
-        <w:numPr>
-          <w:ilvl w:val="0"/>
-          <w:numId w:val="0"/>
-        </w:numPr>
-        <w:jc w:val="both"/>
-        <w:rPr>
-          <w:rFonts w:hint="eastAsia"/>
-          <w:b w:val="0"/>
-          <w:bCs w:val="0"/>
-          <w:color w:val="auto"/>
-          <w:sz w:val="24"/>
-          <w:szCs w:val="24"/>
-          <w:lang w:val="en-US" w:eastAsia="zh-CN"/>
-        </w:rPr>
-      </w:pPr>
-    </w:p>
-    <w:p>
-      <w:pPr>
-        <w:jc w:val="both"/>
+        <w:t>【样例一】</w:t>
+      </w:r>
+    </w:p>
+    <w:p>
+      <w:pPr>
+        <w:widowControl w:val="0"/>
+        <w:numPr>
+          <w:ilvl w:val="0"/>
+          <w:numId w:val="0"/>
+        </w:numPr>
+        <w:jc w:val="both"/>
+        <w:rPr>
+          <w:rFonts w:hint="eastAsia"/>
+          <w:b w:val="0"/>
+          <w:bCs w:val="0"/>
+          <w:sz w:val="24"/>
+          <w:szCs w:val="24"/>
+          <w:lang w:val="en-US" w:eastAsia="zh-CN"/>
+        </w:rPr>
+      </w:pPr>
+      <w:r>
+        <w:rPr>
+          <w:rFonts w:hint="eastAsia"/>
+          <w:b w:val="0"/>
+          <w:bCs w:val="0"/>
+          <w:sz w:val="24"/>
+          <w:szCs w:val="24"/>
+          <w:lang w:val="en-US" w:eastAsia="zh-CN"/>
+        </w:rPr>
+        <w:t>2 2 1</w:t>
+      </w:r>
+    </w:p>
+    <w:p>
+      <w:pPr>
+        <w:widowControl w:val="0"/>
+        <w:numPr>
+          <w:ilvl w:val="0"/>
+          <w:numId w:val="0"/>
+        </w:numPr>
+        <w:jc w:val="both"/>
+        <w:rPr>
+          <w:rFonts w:hint="eastAsia"/>
+          <w:b w:val="0"/>
+          <w:bCs w:val="0"/>
+          <w:sz w:val="24"/>
+          <w:szCs w:val="24"/>
+          <w:lang w:val="en-US" w:eastAsia="zh-CN"/>
+        </w:rPr>
+      </w:pPr>
+      <w:r>
+        <w:rPr>
+          <w:rFonts w:hint="eastAsia"/>
+          <w:b w:val="0"/>
+          <w:bCs w:val="0"/>
+          <w:sz w:val="24"/>
+          <w:szCs w:val="24"/>
+          <w:lang w:val="en-US" w:eastAsia="zh-CN"/>
+        </w:rPr>
+        <w:t>1 1</w:t>
+      </w:r>
+    </w:p>
+    <w:p>
+      <w:pPr>
+        <w:widowControl w:val="0"/>
+        <w:numPr>
+          <w:ilvl w:val="0"/>
+          <w:numId w:val="0"/>
+        </w:numPr>
+        <w:jc w:val="both"/>
+        <w:rPr>
+          <w:rFonts w:hint="eastAsia"/>
+          <w:b w:val="0"/>
+          <w:bCs w:val="0"/>
+          <w:sz w:val="24"/>
+          <w:szCs w:val="24"/>
+          <w:lang w:val="en-US" w:eastAsia="zh-CN"/>
+        </w:rPr>
+      </w:pPr>
+      <w:r>
+        <w:rPr>
+          <w:rFonts w:hint="eastAsia"/>
+          <w:b w:val="0"/>
+          <w:bCs w:val="0"/>
+          <w:sz w:val="24"/>
+          <w:szCs w:val="24"/>
+          <w:lang w:val="en-US" w:eastAsia="zh-CN"/>
+        </w:rPr>
+        <w:t>1 1</w:t>
+      </w:r>
+    </w:p>
+    <w:p>
+      <w:pPr>
+        <w:widowControl w:val="0"/>
+        <w:numPr>
+          <w:ilvl w:val="0"/>
+          <w:numId w:val="0"/>
+        </w:numPr>
+        <w:jc w:val="both"/>
+        <w:rPr>
+          <w:rFonts w:hint="eastAsia"/>
+          <w:b w:val="0"/>
+          <w:bCs w:val="0"/>
+          <w:sz w:val="24"/>
+          <w:szCs w:val="24"/>
+          <w:lang w:val="en-US" w:eastAsia="zh-CN"/>
+        </w:rPr>
+      </w:pPr>
+      <w:r>
+        <w:rPr>
+          <w:rFonts w:hint="eastAsia"/>
+          <w:b w:val="0"/>
+          <w:bCs w:val="0"/>
+          <w:sz w:val="24"/>
+          <w:szCs w:val="24"/>
+          <w:lang w:val="en-US" w:eastAsia="zh-CN"/>
+        </w:rPr>
+        <w:t>2 2</w:t>
+      </w:r>
+      <w:bookmarkStart w:id="6" w:name="_GoBack"/>
+      <w:bookmarkEnd w:id="6"/>
+    </w:p>
+    <w:p>
+      <w:pPr>
+        <w:widowControl w:val="0"/>
+        <w:numPr>
+          <w:ilvl w:val="0"/>
+          <w:numId w:val="0"/>
+        </w:numPr>
+        <w:jc w:val="both"/>
+        <w:rPr>
+          <w:rFonts w:hint="eastAsia"/>
+          <w:b w:val="0"/>
+          <w:bCs w:val="0"/>
+          <w:sz w:val="24"/>
+          <w:szCs w:val="24"/>
+          <w:lang w:val="en-US" w:eastAsia="zh-CN"/>
+        </w:rPr>
+      </w:pPr>
+      <w:r>
+        <w:rPr>
+          <w:rFonts w:hint="eastAsia"/>
+          <w:b w:val="0"/>
+          <w:bCs w:val="0"/>
+          <w:sz w:val="24"/>
+          <w:szCs w:val="24"/>
+          <w:lang w:val="en-US" w:eastAsia="zh-CN"/>
+        </w:rPr>
+        <w:t>1 2</w:t>
+      </w:r>
+    </w:p>
+    <w:p>
+      <w:pPr>
+        <w:widowControl w:val="0"/>
+        <w:numPr>
+          <w:ilvl w:val="0"/>
+          <w:numId w:val="0"/>
+        </w:numPr>
+        <w:jc w:val="both"/>
+        <w:rPr>
+          <w:rFonts w:hint="eastAsia"/>
+          <w:b w:val="0"/>
+          <w:bCs w:val="0"/>
+          <w:sz w:val="24"/>
+          <w:szCs w:val="24"/>
+          <w:lang w:val="en-US" w:eastAsia="zh-CN"/>
+        </w:rPr>
+      </w:pPr>
+      <w:r>
+        <w:rPr>
+          <w:rFonts w:hint="eastAsia"/>
+          <w:b w:val="0"/>
+          <w:bCs w:val="0"/>
+          <w:sz w:val="24"/>
+          <w:szCs w:val="24"/>
+          <w:lang w:val="en-US" w:eastAsia="zh-CN"/>
+        </w:rPr>
+        <w:t>1 2</w:t>
+      </w:r>
+    </w:p>
+    <w:p>
+      <w:pPr>
+        <w:widowControl w:val="0"/>
+        <w:numPr>
+          <w:ilvl w:val="0"/>
+          <w:numId w:val="0"/>
+        </w:numPr>
+        <w:jc w:val="both"/>
+        <w:rPr>
+          <w:rFonts w:hint="eastAsia"/>
+          <w:b w:val="0"/>
+          <w:bCs w:val="0"/>
+          <w:sz w:val="24"/>
+          <w:szCs w:val="24"/>
+          <w:lang w:val="en-US" w:eastAsia="zh-CN"/>
+        </w:rPr>
+      </w:pPr>
+    </w:p>
+    <w:p>
+      <w:pPr>
+        <w:widowControl w:val="0"/>
+        <w:numPr>
+          <w:ilvl w:val="0"/>
+          <w:numId w:val="0"/>
+        </w:numPr>
+        <w:jc w:val="both"/>
+        <w:rPr>
+          <w:rFonts w:hint="eastAsia"/>
+          <w:b w:val="0"/>
+          <w:bCs w:val="0"/>
+          <w:color w:val="auto"/>
+          <w:sz w:val="24"/>
+          <w:szCs w:val="24"/>
+          <w:lang w:val="en-US" w:eastAsia="zh-CN"/>
+        </w:rPr>
+      </w:pPr>
+      <w:r>
+        <w:rPr>
+          <w:rFonts w:hint="eastAsia"/>
+          <w:b w:val="0"/>
+          <w:bCs w:val="0"/>
+          <w:color w:val="auto"/>
+          <w:sz w:val="24"/>
+          <w:szCs w:val="24"/>
+          <w:lang w:val="en-US" w:eastAsia="zh-CN"/>
+        </w:rPr>
+        <w:t>【样例二】</w:t>
+      </w:r>
+    </w:p>
+    <w:p>
+      <w:pPr>
+        <w:widowControl w:val="0"/>
+        <w:numPr>
+          <w:ilvl w:val="0"/>
+          <w:numId w:val="0"/>
+        </w:numPr>
+        <w:jc w:val="both"/>
+        <w:rPr>
+          <w:rFonts w:hint="eastAsia"/>
+          <w:b w:val="0"/>
+          <w:bCs w:val="0"/>
+          <w:color w:val="auto"/>
+          <w:sz w:val="24"/>
+          <w:szCs w:val="24"/>
+          <w:lang w:val="en-US" w:eastAsia="zh-CN"/>
+        </w:rPr>
+      </w:pPr>
+      <w:r>
+        <w:rPr>
+          <w:rFonts w:hint="eastAsia"/>
+          <w:b w:val="0"/>
+          <w:bCs w:val="0"/>
+          <w:color w:val="auto"/>
+          <w:sz w:val="24"/>
+          <w:szCs w:val="24"/>
+          <w:lang w:val="en-US" w:eastAsia="zh-CN"/>
+        </w:rPr>
+        <w:t>2 2 1</w:t>
+      </w:r>
+    </w:p>
+    <w:p>
+      <w:pPr>
+        <w:widowControl w:val="0"/>
+        <w:numPr>
+          <w:ilvl w:val="0"/>
+          <w:numId w:val="0"/>
+        </w:numPr>
+        <w:jc w:val="both"/>
+        <w:rPr>
+          <w:rFonts w:hint="eastAsia"/>
+          <w:b w:val="0"/>
+          <w:bCs w:val="0"/>
+          <w:color w:val="auto"/>
+          <w:sz w:val="24"/>
+          <w:szCs w:val="24"/>
+          <w:lang w:val="en-US" w:eastAsia="zh-CN"/>
+        </w:rPr>
+      </w:pPr>
+      <w:r>
+        <w:rPr>
+          <w:rFonts w:hint="eastAsia"/>
+          <w:b w:val="0"/>
+          <w:bCs w:val="0"/>
+          <w:color w:val="auto"/>
+          <w:sz w:val="24"/>
+          <w:szCs w:val="24"/>
+          <w:lang w:val="en-US" w:eastAsia="zh-CN"/>
+        </w:rPr>
+        <w:t>2 1</w:t>
+      </w:r>
+    </w:p>
+    <w:p>
+      <w:pPr>
+        <w:widowControl w:val="0"/>
+        <w:numPr>
+          <w:ilvl w:val="0"/>
+          <w:numId w:val="0"/>
+        </w:numPr>
+        <w:jc w:val="both"/>
+        <w:rPr>
+          <w:rFonts w:hint="eastAsia"/>
+          <w:b w:val="0"/>
+          <w:bCs w:val="0"/>
+          <w:color w:val="auto"/>
+          <w:sz w:val="24"/>
+          <w:szCs w:val="24"/>
+          <w:lang w:val="en-US" w:eastAsia="zh-CN"/>
+        </w:rPr>
+      </w:pPr>
+      <w:r>
+        <w:rPr>
+          <w:rFonts w:hint="eastAsia"/>
+          <w:b w:val="0"/>
+          <w:bCs w:val="0"/>
+          <w:color w:val="auto"/>
+          <w:sz w:val="24"/>
+          <w:szCs w:val="24"/>
+          <w:lang w:val="en-US" w:eastAsia="zh-CN"/>
+        </w:rPr>
+        <w:t>1 1</w:t>
+      </w:r>
+    </w:p>
+    <w:p>
+      <w:pPr>
+        <w:widowControl w:val="0"/>
+        <w:numPr>
+          <w:ilvl w:val="0"/>
+          <w:numId w:val="0"/>
+        </w:numPr>
+        <w:jc w:val="both"/>
+        <w:rPr>
+          <w:rFonts w:hint="eastAsia"/>
+          <w:b w:val="0"/>
+          <w:bCs w:val="0"/>
+          <w:color w:val="auto"/>
+          <w:sz w:val="24"/>
+          <w:szCs w:val="24"/>
+          <w:lang w:val="en-US" w:eastAsia="zh-CN"/>
+        </w:rPr>
+      </w:pPr>
+      <w:r>
+        <w:rPr>
+          <w:rFonts w:hint="eastAsia"/>
+          <w:b w:val="0"/>
+          <w:bCs w:val="0"/>
+          <w:color w:val="auto"/>
+          <w:sz w:val="24"/>
+          <w:szCs w:val="24"/>
+          <w:lang w:val="en-US" w:eastAsia="zh-CN"/>
+        </w:rPr>
+        <w:t>1 2</w:t>
+      </w:r>
+    </w:p>
+    <w:p>
+      <w:pPr>
+        <w:widowControl w:val="0"/>
+        <w:numPr>
+          <w:ilvl w:val="0"/>
+          <w:numId w:val="0"/>
+        </w:numPr>
+        <w:jc w:val="both"/>
+        <w:rPr>
+          <w:rFonts w:hint="eastAsia"/>
+          <w:b w:val="0"/>
+          <w:bCs w:val="0"/>
+          <w:color w:val="auto"/>
+          <w:sz w:val="24"/>
+          <w:szCs w:val="24"/>
+          <w:lang w:val="en-US" w:eastAsia="zh-CN"/>
+        </w:rPr>
+      </w:pPr>
+      <w:r>
+        <w:rPr>
+          <w:rFonts w:hint="eastAsia"/>
+          <w:b w:val="0"/>
+          <w:bCs w:val="0"/>
+          <w:color w:val="auto"/>
+          <w:sz w:val="24"/>
+          <w:szCs w:val="24"/>
+          <w:lang w:val="en-US" w:eastAsia="zh-CN"/>
+        </w:rPr>
+        <w:t>1 2</w:t>
+      </w:r>
+    </w:p>
+    <w:p>
+      <w:pPr>
+        <w:widowControl w:val="0"/>
+        <w:numPr>
+          <w:ilvl w:val="0"/>
+          <w:numId w:val="0"/>
+        </w:numPr>
+        <w:jc w:val="both"/>
+        <w:rPr>
+          <w:rFonts w:hint="eastAsia"/>
+          <w:b w:val="0"/>
+          <w:bCs w:val="0"/>
+          <w:color w:val="auto"/>
+          <w:sz w:val="24"/>
+          <w:szCs w:val="24"/>
+          <w:lang w:val="en-US" w:eastAsia="zh-CN"/>
+        </w:rPr>
+      </w:pPr>
+      <w:r>
+        <w:rPr>
+          <w:rFonts w:hint="eastAsia"/>
+          <w:b w:val="0"/>
+          <w:bCs w:val="0"/>
+          <w:color w:val="auto"/>
+          <w:sz w:val="24"/>
+          <w:szCs w:val="24"/>
+          <w:lang w:val="en-US" w:eastAsia="zh-CN"/>
+        </w:rPr>
+        <w:t>1 2</w:t>
+      </w:r>
+    </w:p>
+    <w:p>
+      <w:pPr>
+        <w:widowControl w:val="0"/>
+        <w:numPr>
+          <w:ilvl w:val="0"/>
+          <w:numId w:val="0"/>
+        </w:numPr>
+        <w:jc w:val="both"/>
+        <w:rPr>
+          <w:rFonts w:hint="eastAsia"/>
+          <w:b w:val="0"/>
+          <w:bCs w:val="0"/>
+          <w:color w:val="auto"/>
+          <w:sz w:val="24"/>
+          <w:szCs w:val="24"/>
+          <w:lang w:val="en-US" w:eastAsia="zh-CN"/>
+        </w:rPr>
+      </w:pPr>
+    </w:p>
+    <w:p>
+      <w:pPr>
+        <w:widowControl w:val="0"/>
+        <w:numPr>
+          <w:ilvl w:val="0"/>
+          <w:numId w:val="0"/>
+        </w:numPr>
+        <w:jc w:val="both"/>
+        <w:rPr>
+          <w:rFonts w:hint="eastAsia"/>
+          <w:b w:val="0"/>
+          <w:bCs w:val="0"/>
+          <w:color w:val="auto"/>
+          <w:sz w:val="24"/>
+          <w:szCs w:val="24"/>
+          <w:lang w:val="en-US" w:eastAsia="zh-CN"/>
+        </w:rPr>
+      </w:pPr>
+      <w:r>
+        <w:rPr>
+          <w:rFonts w:hint="eastAsia"/>
+          <w:b w:val="0"/>
+          <w:bCs w:val="0"/>
+          <w:color w:val="auto"/>
+          <w:sz w:val="24"/>
+          <w:szCs w:val="24"/>
+          <w:lang w:val="en-US" w:eastAsia="zh-CN"/>
+        </w:rPr>
+        <w:t>【样例三】</w:t>
+      </w:r>
+    </w:p>
+    <w:p>
+      <w:pPr>
+        <w:widowControl w:val="0"/>
+        <w:numPr>
+          <w:ilvl w:val="0"/>
+          <w:numId w:val="0"/>
+        </w:numPr>
+        <w:jc w:val="both"/>
+        <w:rPr>
+          <w:rFonts w:hint="eastAsia"/>
+          <w:b w:val="0"/>
+          <w:bCs w:val="0"/>
+          <w:color w:val="auto"/>
+          <w:sz w:val="24"/>
+          <w:szCs w:val="24"/>
+          <w:lang w:val="en-US" w:eastAsia="zh-CN"/>
+        </w:rPr>
+      </w:pPr>
+      <w:r>
+        <w:rPr>
+          <w:rFonts w:hint="eastAsia"/>
+          <w:b w:val="0"/>
+          <w:bCs w:val="0"/>
+          <w:color w:val="auto"/>
+          <w:sz w:val="24"/>
+          <w:szCs w:val="24"/>
+          <w:lang w:val="en-US" w:eastAsia="zh-CN"/>
+        </w:rPr>
+        <w:t>2 2 1</w:t>
+      </w:r>
+    </w:p>
+    <w:p>
+      <w:pPr>
+        <w:widowControl w:val="0"/>
+        <w:numPr>
+          <w:ilvl w:val="0"/>
+          <w:numId w:val="0"/>
+        </w:numPr>
+        <w:jc w:val="both"/>
+        <w:rPr>
+          <w:rFonts w:hint="eastAsia"/>
+          <w:b w:val="0"/>
+          <w:bCs w:val="0"/>
+          <w:color w:val="auto"/>
+          <w:sz w:val="24"/>
+          <w:szCs w:val="24"/>
+          <w:lang w:val="en-US" w:eastAsia="zh-CN"/>
+        </w:rPr>
+      </w:pPr>
+      <w:r>
+        <w:rPr>
+          <w:rFonts w:hint="eastAsia"/>
+          <w:b w:val="0"/>
+          <w:bCs w:val="0"/>
+          <w:color w:val="auto"/>
+          <w:sz w:val="24"/>
+          <w:szCs w:val="24"/>
+          <w:lang w:val="en-US" w:eastAsia="zh-CN"/>
+        </w:rPr>
+        <w:t>2 2</w:t>
+      </w:r>
+    </w:p>
+    <w:p>
+      <w:pPr>
+        <w:widowControl w:val="0"/>
+        <w:numPr>
+          <w:ilvl w:val="0"/>
+          <w:numId w:val="0"/>
+        </w:numPr>
+        <w:jc w:val="both"/>
+        <w:rPr>
+          <w:rFonts w:hint="eastAsia"/>
+          <w:b w:val="0"/>
+          <w:bCs w:val="0"/>
+          <w:color w:val="auto"/>
+          <w:sz w:val="24"/>
+          <w:szCs w:val="24"/>
+          <w:lang w:val="en-US" w:eastAsia="zh-CN"/>
+        </w:rPr>
+      </w:pPr>
+      <w:r>
+        <w:rPr>
+          <w:rFonts w:hint="eastAsia"/>
+          <w:b w:val="0"/>
+          <w:bCs w:val="0"/>
+          <w:color w:val="auto"/>
+          <w:sz w:val="24"/>
+          <w:szCs w:val="24"/>
+          <w:lang w:val="en-US" w:eastAsia="zh-CN"/>
+        </w:rPr>
+        <w:t>1 1</w:t>
+      </w:r>
+    </w:p>
+    <w:p>
+      <w:pPr>
+        <w:widowControl w:val="0"/>
+        <w:numPr>
+          <w:ilvl w:val="0"/>
+          <w:numId w:val="0"/>
+        </w:numPr>
+        <w:jc w:val="both"/>
+        <w:rPr>
+          <w:rFonts w:hint="eastAsia"/>
+          <w:b w:val="0"/>
+          <w:bCs w:val="0"/>
+          <w:color w:val="auto"/>
+          <w:sz w:val="24"/>
+          <w:szCs w:val="24"/>
+          <w:lang w:val="en-US" w:eastAsia="zh-CN"/>
+        </w:rPr>
+      </w:pPr>
+      <w:r>
+        <w:rPr>
+          <w:rFonts w:hint="eastAsia"/>
+          <w:b w:val="0"/>
+          <w:bCs w:val="0"/>
+          <w:color w:val="auto"/>
+          <w:sz w:val="24"/>
+          <w:szCs w:val="24"/>
+          <w:lang w:val="en-US" w:eastAsia="zh-CN"/>
+        </w:rPr>
+        <w:t>-1 1</w:t>
+      </w:r>
+    </w:p>
+    <w:p>
+      <w:pPr>
+        <w:widowControl w:val="0"/>
+        <w:numPr>
+          <w:ilvl w:val="0"/>
+          <w:numId w:val="0"/>
+        </w:numPr>
+        <w:jc w:val="both"/>
+        <w:rPr>
+          <w:rFonts w:hint="eastAsia"/>
+          <w:b w:val="0"/>
+          <w:bCs w:val="0"/>
+          <w:color w:val="auto"/>
+          <w:sz w:val="24"/>
+          <w:szCs w:val="24"/>
+          <w:lang w:val="en-US" w:eastAsia="zh-CN"/>
+        </w:rPr>
+      </w:pPr>
+      <w:r>
+        <w:rPr>
+          <w:rFonts w:hint="eastAsia"/>
+          <w:b w:val="0"/>
+          <w:bCs w:val="0"/>
+          <w:color w:val="auto"/>
+          <w:sz w:val="24"/>
+          <w:szCs w:val="24"/>
+          <w:lang w:val="en-US" w:eastAsia="zh-CN"/>
+        </w:rPr>
+        <w:t>-1 1</w:t>
+      </w:r>
+    </w:p>
+    <w:p>
+      <w:pPr>
+        <w:widowControl w:val="0"/>
+        <w:numPr>
+          <w:ilvl w:val="0"/>
+          <w:numId w:val="0"/>
+        </w:numPr>
+        <w:jc w:val="both"/>
+        <w:rPr>
+          <w:rFonts w:hint="eastAsia"/>
+          <w:b w:val="0"/>
+          <w:bCs w:val="0"/>
+          <w:color w:val="auto"/>
+          <w:sz w:val="24"/>
+          <w:szCs w:val="24"/>
+          <w:lang w:val="en-US" w:eastAsia="zh-CN"/>
+        </w:rPr>
+      </w:pPr>
+      <w:r>
+        <w:rPr>
+          <w:rFonts w:hint="eastAsia"/>
+          <w:b w:val="0"/>
+          <w:bCs w:val="0"/>
+          <w:color w:val="auto"/>
+          <w:sz w:val="24"/>
+          <w:szCs w:val="24"/>
+          <w:lang w:val="en-US" w:eastAsia="zh-CN"/>
+        </w:rPr>
+        <w:t>1 2</w:t>
+      </w:r>
+    </w:p>
+    <w:p>
+      <w:pPr>
+        <w:widowControl w:val="0"/>
+        <w:numPr>
+          <w:ilvl w:val="0"/>
+          <w:numId w:val="0"/>
+        </w:numPr>
+        <w:jc w:val="both"/>
+        <w:rPr>
+          <w:rFonts w:hint="eastAsia"/>
+          <w:b w:val="0"/>
+          <w:bCs w:val="0"/>
+          <w:color w:val="auto"/>
+          <w:sz w:val="24"/>
+          <w:szCs w:val="24"/>
+          <w:lang w:val="en-US" w:eastAsia="zh-CN"/>
+        </w:rPr>
+      </w:pPr>
+    </w:p>
+    <w:p>
+      <w:pPr>
+        <w:jc w:val="both"/>
+        <w:rPr>
+          <w:rFonts w:hint="eastAsia"/>
+          <w:b w:val="0"/>
+          <w:bCs w:val="0"/>
+          <w:sz w:val="24"/>
+          <w:szCs w:val="24"/>
+          <w:lang w:val="en-US" w:eastAsia="zh-CN"/>
+        </w:rPr>
+      </w:pPr>
+      <w:r>
         <w:rPr>
           <w:rFonts w:hint="eastAsia"/>
           <w:b/>
@@ -586,6 +1258,331 @@
           <w:szCs w:val="28"/>
           <w:lang w:val="en-US" w:eastAsia="zh-CN"/>
         </w:rPr>
+        <w:t>样例输出</w:t>
+      </w:r>
+      <w:bookmarkStart w:id="5" w:name="OLE_LINK9"/>
+    </w:p>
+    <w:p>
+      <w:pPr>
+        <w:widowControl w:val="0"/>
+        <w:numPr>
+          <w:ilvl w:val="0"/>
+          <w:numId w:val="0"/>
+        </w:numPr>
+        <w:jc w:val="both"/>
+        <w:rPr>
+          <w:rFonts w:hint="eastAsia"/>
+          <w:b w:val="0"/>
+          <w:bCs w:val="0"/>
+          <w:sz w:val="24"/>
+          <w:szCs w:val="24"/>
+          <w:lang w:val="en-US" w:eastAsia="zh-CN"/>
+        </w:rPr>
+      </w:pPr>
+      <w:r>
+        <w:rPr>
+          <w:rFonts w:hint="eastAsia"/>
+          <w:b w:val="0"/>
+          <w:bCs w:val="0"/>
+          <w:sz w:val="24"/>
+          <w:szCs w:val="24"/>
+          <w:lang w:val="en-US" w:eastAsia="zh-CN"/>
+        </w:rPr>
+        <w:t>【样例一】</w:t>
+      </w:r>
+    </w:p>
+    <w:p>
+      <w:pPr>
+        <w:widowControl w:val="0"/>
+        <w:numPr>
+          <w:ilvl w:val="0"/>
+          <w:numId w:val="0"/>
+        </w:numPr>
+        <w:jc w:val="both"/>
+        <w:rPr>
+          <w:rFonts w:hint="eastAsia"/>
+          <w:b w:val="0"/>
+          <w:bCs w:val="0"/>
+          <w:sz w:val="24"/>
+          <w:szCs w:val="24"/>
+          <w:lang w:val="en-US" w:eastAsia="zh-CN"/>
+        </w:rPr>
+      </w:pPr>
+      <w:r>
+        <w:rPr>
+          <w:rFonts w:hint="eastAsia"/>
+          <w:b w:val="0"/>
+          <w:bCs w:val="0"/>
+          <w:sz w:val="24"/>
+          <w:szCs w:val="24"/>
+          <w:lang w:val="en-US" w:eastAsia="zh-CN"/>
+        </w:rPr>
+        <w:t>2 1</w:t>
+      </w:r>
+    </w:p>
+    <w:p>
+      <w:pPr>
+        <w:widowControl w:val="0"/>
+        <w:numPr>
+          <w:ilvl w:val="0"/>
+          <w:numId w:val="0"/>
+        </w:numPr>
+        <w:jc w:val="both"/>
+        <w:rPr>
+          <w:rFonts w:hint="eastAsia"/>
+          <w:b w:val="0"/>
+          <w:bCs w:val="0"/>
+          <w:sz w:val="24"/>
+          <w:szCs w:val="24"/>
+          <w:lang w:val="en-US" w:eastAsia="zh-CN"/>
+        </w:rPr>
+      </w:pPr>
+      <w:r>
+        <w:rPr>
+          <w:rFonts w:hint="eastAsia"/>
+          <w:b w:val="0"/>
+          <w:bCs w:val="0"/>
+          <w:sz w:val="24"/>
+          <w:szCs w:val="24"/>
+          <w:lang w:val="en-US" w:eastAsia="zh-CN"/>
+        </w:rPr>
+        <w:t>-1 0</w:t>
+      </w:r>
+    </w:p>
+    <w:p>
+      <w:pPr>
+        <w:widowControl w:val="0"/>
+        <w:numPr>
+          <w:ilvl w:val="0"/>
+          <w:numId w:val="0"/>
+        </w:numPr>
+        <w:jc w:val="both"/>
+        <w:rPr>
+          <w:rFonts w:hint="eastAsia"/>
+          <w:b w:val="0"/>
+          <w:bCs w:val="0"/>
+          <w:sz w:val="24"/>
+          <w:szCs w:val="24"/>
+          <w:lang w:val="en-US" w:eastAsia="zh-CN"/>
+        </w:rPr>
+      </w:pPr>
+    </w:p>
+    <w:p>
+      <w:pPr>
+        <w:widowControl w:val="0"/>
+        <w:numPr>
+          <w:ilvl w:val="0"/>
+          <w:numId w:val="0"/>
+        </w:numPr>
+        <w:jc w:val="both"/>
+        <w:rPr>
+          <w:rFonts w:hint="eastAsia"/>
+          <w:b w:val="0"/>
+          <w:bCs w:val="0"/>
+          <w:color w:val="auto"/>
+          <w:sz w:val="24"/>
+          <w:szCs w:val="24"/>
+          <w:lang w:val="en-US" w:eastAsia="zh-CN"/>
+        </w:rPr>
+      </w:pPr>
+      <w:r>
+        <w:rPr>
+          <w:rFonts w:hint="eastAsia"/>
+          <w:b w:val="0"/>
+          <w:bCs w:val="0"/>
+          <w:color w:val="auto"/>
+          <w:sz w:val="24"/>
+          <w:szCs w:val="24"/>
+          <w:lang w:val="en-US" w:eastAsia="zh-CN"/>
+        </w:rPr>
+        <w:t>【样例二】</w:t>
+      </w:r>
+    </w:p>
+    <w:p>
+      <w:pPr>
+        <w:widowControl w:val="0"/>
+        <w:numPr>
+          <w:ilvl w:val="0"/>
+          <w:numId w:val="0"/>
+        </w:numPr>
+        <w:jc w:val="both"/>
+        <w:rPr>
+          <w:rFonts w:hint="eastAsia"/>
+          <w:b w:val="0"/>
+          <w:bCs w:val="0"/>
+          <w:color w:val="auto"/>
+          <w:sz w:val="24"/>
+          <w:szCs w:val="24"/>
+          <w:lang w:val="en-US" w:eastAsia="zh-CN"/>
+        </w:rPr>
+      </w:pPr>
+      <w:r>
+        <w:rPr>
+          <w:rFonts w:hint="eastAsia"/>
+          <w:b w:val="0"/>
+          <w:bCs w:val="0"/>
+          <w:color w:val="auto"/>
+          <w:sz w:val="24"/>
+          <w:szCs w:val="24"/>
+          <w:lang w:val="en-US" w:eastAsia="zh-CN"/>
+        </w:rPr>
+        <w:t>1 2</w:t>
+      </w:r>
+    </w:p>
+    <w:p>
+      <w:pPr>
+        <w:widowControl w:val="0"/>
+        <w:numPr>
+          <w:ilvl w:val="0"/>
+          <w:numId w:val="0"/>
+        </w:numPr>
+        <w:jc w:val="both"/>
+        <w:rPr>
+          <w:rFonts w:hint="eastAsia"/>
+          <w:b w:val="0"/>
+          <w:bCs w:val="0"/>
+          <w:color w:val="auto"/>
+          <w:sz w:val="24"/>
+          <w:szCs w:val="24"/>
+          <w:lang w:val="en-US" w:eastAsia="zh-CN"/>
+        </w:rPr>
+      </w:pPr>
+      <w:r>
+        <w:rPr>
+          <w:rFonts w:hint="eastAsia"/>
+          <w:b w:val="0"/>
+          <w:bCs w:val="0"/>
+          <w:color w:val="auto"/>
+          <w:sz w:val="24"/>
+          <w:szCs w:val="24"/>
+          <w:lang w:val="en-US" w:eastAsia="zh-CN"/>
+        </w:rPr>
+        <w:t>0 1</w:t>
+      </w:r>
+    </w:p>
+    <w:p>
+      <w:pPr>
+        <w:widowControl w:val="0"/>
+        <w:numPr>
+          <w:ilvl w:val="0"/>
+          <w:numId w:val="0"/>
+        </w:numPr>
+        <w:jc w:val="both"/>
+        <w:rPr>
+          <w:rFonts w:hint="eastAsia"/>
+          <w:b w:val="0"/>
+          <w:bCs w:val="0"/>
+          <w:color w:val="auto"/>
+          <w:sz w:val="24"/>
+          <w:szCs w:val="24"/>
+          <w:lang w:val="en-US" w:eastAsia="zh-CN"/>
+        </w:rPr>
+      </w:pPr>
+    </w:p>
+    <w:p>
+      <w:pPr>
+        <w:widowControl w:val="0"/>
+        <w:numPr>
+          <w:ilvl w:val="0"/>
+          <w:numId w:val="0"/>
+        </w:numPr>
+        <w:jc w:val="both"/>
+        <w:rPr>
+          <w:rFonts w:hint="eastAsia"/>
+          <w:b w:val="0"/>
+          <w:bCs w:val="0"/>
+          <w:color w:val="auto"/>
+          <w:sz w:val="24"/>
+          <w:szCs w:val="24"/>
+          <w:lang w:val="en-US" w:eastAsia="zh-CN"/>
+        </w:rPr>
+      </w:pPr>
+      <w:r>
+        <w:rPr>
+          <w:rFonts w:hint="eastAsia"/>
+          <w:b w:val="0"/>
+          <w:bCs w:val="0"/>
+          <w:color w:val="auto"/>
+          <w:sz w:val="24"/>
+          <w:szCs w:val="24"/>
+          <w:lang w:val="en-US" w:eastAsia="zh-CN"/>
+        </w:rPr>
+        <w:t>【样例三】</w:t>
+      </w:r>
+    </w:p>
+    <w:p>
+      <w:pPr>
+        <w:jc w:val="both"/>
+        <w:rPr>
+          <w:rFonts w:hint="eastAsia"/>
+          <w:b w:val="0"/>
+          <w:bCs w:val="0"/>
+          <w:sz w:val="24"/>
+          <w:szCs w:val="24"/>
+          <w:lang w:val="en-US" w:eastAsia="zh-CN"/>
+        </w:rPr>
+      </w:pPr>
+      <w:r>
+        <w:rPr>
+          <w:rFonts w:hint="eastAsia"/>
+          <w:b w:val="0"/>
+          <w:bCs w:val="0"/>
+          <w:sz w:val="24"/>
+          <w:szCs w:val="24"/>
+          <w:lang w:val="en-US" w:eastAsia="zh-CN"/>
+        </w:rPr>
+        <w:t>1 -1</w:t>
+      </w:r>
+    </w:p>
+    <w:p>
+      <w:pPr>
+        <w:jc w:val="both"/>
+        <w:rPr>
+          <w:rFonts w:hint="eastAsia"/>
+          <w:b w:val="0"/>
+          <w:bCs w:val="0"/>
+          <w:sz w:val="24"/>
+          <w:szCs w:val="24"/>
+          <w:lang w:val="en-US" w:eastAsia="zh-CN"/>
+        </w:rPr>
+      </w:pPr>
+      <w:r>
+        <w:rPr>
+          <w:rFonts w:hint="eastAsia"/>
+          <w:b w:val="0"/>
+          <w:bCs w:val="0"/>
+          <w:sz w:val="24"/>
+          <w:szCs w:val="24"/>
+          <w:lang w:val="en-US" w:eastAsia="zh-CN"/>
+        </w:rPr>
+        <w:t>0 1</w:t>
+      </w:r>
+    </w:p>
+    <w:p>
+      <w:pPr>
+        <w:jc w:val="both"/>
+        <w:rPr>
+          <w:rFonts w:hint="eastAsia"/>
+          <w:b w:val="0"/>
+          <w:bCs w:val="0"/>
+          <w:sz w:val="24"/>
+          <w:szCs w:val="24"/>
+          <w:lang w:val="en-US" w:eastAsia="zh-CN"/>
+        </w:rPr>
+      </w:pPr>
+    </w:p>
+    <w:bookmarkEnd w:id="5"/>
+    <w:p>
+      <w:pPr>
+        <w:jc w:val="both"/>
+        <w:rPr>
+          <w:rFonts w:hint="eastAsia"/>
+          <w:b w:val="0"/>
+          <w:bCs w:val="0"/>
+          <w:sz w:val="24"/>
+          <w:szCs w:val="24"/>
+          <w:lang w:val="en-US" w:eastAsia="zh-CN"/>
+        </w:rPr>
       </w:pPr>
       <w:r>
         <w:rPr>
@@ -596,93 +1593,6 @@
           <w:szCs w:val="28"/>
           <w:lang w:val="en-US" w:eastAsia="zh-CN"/>
         </w:rPr>
-        <w:t>样例输出</w:t>
-      </w:r>
-    </w:p>
-    <w:p>
-      <w:pPr>
-        <w:jc w:val="both"/>
-        <w:rPr>
-          <w:rFonts w:hint="eastAsia"/>
-          <w:b w:val="0"/>
-          <w:bCs w:val="0"/>
-          <w:sz w:val="24"/>
-          <w:szCs w:val="24"/>
-          <w:lang w:val="en-US" w:eastAsia="zh-CN"/>
-        </w:rPr>
-      </w:pPr>
-      <w:bookmarkStart w:id="5" w:name="OLE_LINK9"/>
-      <w:r>
-        <w:rPr>
-          <w:rFonts w:hint="eastAsia"/>
-          <w:b w:val="0"/>
-          <w:bCs w:val="0"/>
-          <w:sz w:val="24"/>
-          <w:szCs w:val="24"/>
-          <w:lang w:val="en-US" w:eastAsia="zh-CN"/>
-        </w:rPr>
-        <w:t>*</w:t>
-      </w:r>
-    </w:p>
-    <w:p>
-      <w:pPr>
-        <w:jc w:val="both"/>
-        <w:rPr>
-          <w:rFonts w:hint="eastAsia"/>
-          <w:b w:val="0"/>
-          <w:bCs w:val="0"/>
-          <w:sz w:val="24"/>
-          <w:szCs w:val="24"/>
-          <w:lang w:val="en-US" w:eastAsia="zh-CN"/>
-        </w:rPr>
-      </w:pPr>
-      <w:r>
-        <w:rPr>
-          <w:rFonts w:hint="eastAsia"/>
-          <w:b w:val="0"/>
-          <w:bCs w:val="0"/>
-          <w:sz w:val="24"/>
-          <w:szCs w:val="24"/>
-          <w:lang w:val="en-US" w:eastAsia="zh-CN"/>
-        </w:rPr>
-        <w:t>*</w:t>
-      </w:r>
-    </w:p>
-    <w:p>
-      <w:pPr>
-        <w:jc w:val="both"/>
-        <w:rPr>
-          <w:rFonts w:hint="eastAsia"/>
-          <w:b w:val="0"/>
-          <w:bCs w:val="0"/>
-          <w:sz w:val="24"/>
-          <w:szCs w:val="24"/>
-          <w:lang w:val="en-US" w:eastAsia="zh-CN"/>
-        </w:rPr>
-      </w:pPr>
-    </w:p>
-    <w:bookmarkEnd w:id="5"/>
-    <w:p>
-      <w:pPr>
-        <w:jc w:val="both"/>
-        <w:rPr>
-          <w:rFonts w:hint="eastAsia"/>
-          <w:b w:val="0"/>
-          <w:bCs w:val="0"/>
-          <w:sz w:val="24"/>
-          <w:szCs w:val="24"/>
-          <w:lang w:val="en-US" w:eastAsia="zh-CN"/>
-        </w:rPr>
-      </w:pPr>
-      <w:r>
-        <w:rPr>
-          <w:rFonts w:hint="eastAsia"/>
-          <w:b/>
-          <w:bCs/>
-          <w:sz w:val="28"/>
-          <w:szCs w:val="28"/>
-          <w:lang w:val="en-US" w:eastAsia="zh-CN"/>
-        </w:rPr>
         <w:t>数据范围及提示</w:t>
       </w:r>
     </w:p>
@@ -707,7 +1617,7 @@
           <w:szCs w:val="24"/>
           <w:lang w:val="en-US" w:eastAsia="zh-CN"/>
         </w:rPr>
-        <w:t xml:space="preserve">1 &lt;= N &lt;= 1000; 1 &lt;= M &lt;= 1000; 1 &lt;= Q &lt;= 10; 1 &lt;= ai &lt;= M; 1 &lt;= bi &lt;= 1000; </w:t>
+        <w:t xml:space="preserve">1 &lt;= N &lt;= 1000; 1 &lt;= M &lt;= 1000; 1 &lt;= Q &lt;= 10; 0 &lt;= ai &lt;= M; 0 &lt;= bi &lt;= 1000; </w:t>
       </w:r>
     </w:p>
     <w:p>
@@ -745,6 +1655,7 @@
         </w:rPr>
         <w:object>
           <v:shape id="_x0000_i1025" o:spt="75" type="#_x0000_t75" style="height:10pt;width:13pt;" o:ole="t" filled="f" o:preferrelative="t" stroked="f" coordsize="21600,21600">
+            <v:path/>
             <v:fill on="f" focussize="0,0"/>
             <v:stroke on="f"/>
             <v:imagedata r:id="rId5" o:title=""/>
@@ -936,7 +1847,7 @@
     <w:lsdException w:qFormat="1" w:unhideWhenUsed="0" w:uiPriority="0" w:semiHidden="0" w:name="HTML Code"/>
     <w:lsdException w:unhideWhenUsed="0" w:uiPriority="0" w:semiHidden="0" w:name="HTML Definition"/>
     <w:lsdException w:unhideWhenUsed="0" w:uiPriority="0" w:semiHidden="0" w:name="HTML Keyboard"/>
-    <w:lsdException w:unhideWhenUsed="0" w:uiPriority="0" w:semiHidden="0" w:name="HTML Preformatted"/>
+    <w:lsdException w:qFormat="1" w:unhideWhenUsed="0" w:uiPriority="0" w:semiHidden="0" w:name="HTML Preformatted"/>
     <w:lsdException w:unhideWhenUsed="0" w:uiPriority="0" w:semiHidden="0" w:name="HTML Sample"/>
     <w:lsdException w:unhideWhenUsed="0" w:uiPriority="0" w:semiHidden="0" w:name="HTML Typewriter"/>
     <w:lsdException w:unhideWhenUsed="0" w:uiPriority="0" w:semiHidden="0" w:name="HTML Variable"/>
@@ -1126,6 +2037,7 @@
   <w:style w:type="paragraph" w:styleId="2">
     <w:name w:val="HTML Preformatted"/>
     <w:basedOn w:val="1"/>
+    <w:qFormat/>
     <w:uiPriority w:val="0"/>
     <w:pPr>
       <w:tabs>
